--- a/disst/dt_docs/09_REFERENCES.docx
+++ b/disst/dt_docs/09_REFERENCES.docx
@@ -42,18 +42,6 @@
           <w:sz w:val="22"/>
         </w:rPr>
         <w:t>All papers below are real and verifiable on Google Scholar / IEEE / ACM / arXiv</w:t>
-      </w:r>
-    </w:p>
-    <w:p>
-      <w:pPr>
-        <w:spacing w:before="80" w:after="80" w:line="360" w:lineRule="auto"/>
-      </w:pPr>
-      <w:r>
-        <w:rPr>
-          <w:color w:val="B4B4B4"/>
-          <w:sz w:val="20"/>
-        </w:rPr>
-        <w:t>------------------------------------------------------------</w:t>
       </w:r>
     </w:p>
     <w:p>
@@ -227,18 +215,6 @@
     </w:p>
     <w:p>
       <w:pPr>
-        <w:spacing w:before="80" w:after="80" w:line="360" w:lineRule="auto"/>
-      </w:pPr>
-      <w:r>
-        <w:rPr>
-          <w:color w:val="B4B4B4"/>
-          <w:sz w:val="20"/>
-        </w:rPr>
-        <w:t>------------------------------------------------------------</w:t>
-      </w:r>
-    </w:p>
-    <w:p>
-      <w:pPr>
         <w:spacing w:before="160" w:after="80" w:line="360" w:lineRule="auto"/>
       </w:pPr>
       <w:r>
@@ -283,18 +259,6 @@
     </w:p>
     <w:p>
       <w:pPr>
-        <w:spacing w:before="80" w:after="80" w:line="360" w:lineRule="auto"/>
-      </w:pPr>
-      <w:r>
-        <w:rPr>
-          <w:color w:val="B4B4B4"/>
-          <w:sz w:val="20"/>
-        </w:rPr>
-        <w:t>------------------------------------------------------------</w:t>
-      </w:r>
-    </w:p>
-    <w:p>
-      <w:pPr>
         <w:spacing w:before="160" w:after="80" w:line="360" w:lineRule="auto"/>
       </w:pPr>
       <w:r>
@@ -323,12 +287,13 @@
     </w:p>
     <w:p>
       <w:pPr>
-        <w:spacing w:before="0" w:after="120" w:line="360" w:lineRule="auto"/>
+        <w:spacing w:before="120" w:after="120" w:line="360" w:lineRule="auto"/>
+        <w:ind w:left="567" w:right="567"/>
+        <w:jc w:val="center"/>
       </w:pPr>
       <w:r>
         <w:rPr>
-          <w:rFonts w:ascii="Times New Roman" w:hAnsi="Times New Roman"/>
-          <w:b w:val="0"/>
+          <w:rFonts w:ascii="Cambria Math" w:hAnsi="Cambria Math"/>
           <w:i w:val="0"/>
           <w:sz w:val="24"/>
         </w:rPr>
@@ -351,12 +316,13 @@
     </w:p>
     <w:p>
       <w:pPr>
-        <w:spacing w:before="0" w:after="120" w:line="360" w:lineRule="auto"/>
+        <w:spacing w:before="120" w:after="120" w:line="360" w:lineRule="auto"/>
+        <w:ind w:left="567" w:right="567"/>
+        <w:jc w:val="center"/>
       </w:pPr>
       <w:r>
         <w:rPr>
-          <w:rFonts w:ascii="Times New Roman" w:hAnsi="Times New Roman"/>
-          <w:b w:val="0"/>
+          <w:rFonts w:ascii="Cambria Math" w:hAnsi="Cambria Math"/>
           <w:i w:val="0"/>
           <w:sz w:val="24"/>
         </w:rPr>
@@ -379,12 +345,13 @@
     </w:p>
     <w:p>
       <w:pPr>
-        <w:spacing w:before="0" w:after="120" w:line="360" w:lineRule="auto"/>
+        <w:spacing w:before="120" w:after="120" w:line="360" w:lineRule="auto"/>
+        <w:ind w:left="567" w:right="567"/>
+        <w:jc w:val="center"/>
       </w:pPr>
       <w:r>
         <w:rPr>
-          <w:rFonts w:ascii="Times New Roman" w:hAnsi="Times New Roman"/>
-          <w:b w:val="0"/>
+          <w:rFonts w:ascii="Cambria Math" w:hAnsi="Cambria Math"/>
           <w:i w:val="0"/>
           <w:sz w:val="24"/>
         </w:rPr>
@@ -393,12 +360,13 @@
     </w:p>
     <w:p>
       <w:pPr>
-        <w:spacing w:before="0" w:after="120" w:line="360" w:lineRule="auto"/>
+        <w:spacing w:before="120" w:after="120" w:line="360" w:lineRule="auto"/>
+        <w:ind w:left="567" w:right="567"/>
+        <w:jc w:val="center"/>
       </w:pPr>
       <w:r>
         <w:rPr>
-          <w:rFonts w:ascii="Times New Roman" w:hAnsi="Times New Roman"/>
-          <w:b w:val="0"/>
+          <w:rFonts w:ascii="Cambria Math" w:hAnsi="Cambria Math"/>
           <w:i w:val="0"/>
           <w:sz w:val="24"/>
         </w:rPr>
@@ -421,12 +389,13 @@
     </w:p>
     <w:p>
       <w:pPr>
-        <w:spacing w:before="0" w:after="120" w:line="360" w:lineRule="auto"/>
+        <w:spacing w:before="120" w:after="120" w:line="360" w:lineRule="auto"/>
+        <w:ind w:left="567" w:right="567"/>
+        <w:jc w:val="center"/>
       </w:pPr>
       <w:r>
         <w:rPr>
-          <w:rFonts w:ascii="Times New Roman" w:hAnsi="Times New Roman"/>
-          <w:b w:val="0"/>
+          <w:rFonts w:ascii="Cambria Math" w:hAnsi="Cambria Math"/>
           <w:i w:val="0"/>
           <w:sz w:val="24"/>
         </w:rPr>
@@ -435,28 +404,17 @@
     </w:p>
     <w:p>
       <w:pPr>
-        <w:spacing w:before="0" w:after="120" w:line="360" w:lineRule="auto"/>
+        <w:spacing w:before="120" w:after="120" w:line="360" w:lineRule="auto"/>
+        <w:ind w:left="567" w:right="567"/>
+        <w:jc w:val="center"/>
       </w:pPr>
       <w:r>
         <w:rPr>
-          <w:rFonts w:ascii="Times New Roman" w:hAnsi="Times New Roman"/>
-          <w:b w:val="0"/>
+          <w:rFonts w:ascii="Cambria Math" w:hAnsi="Cambria Math"/>
           <w:i w:val="0"/>
           <w:sz w:val="24"/>
         </w:rPr>
         <w:t>[Google Scholar: "Cao AI in Finance ACM Computing Surveys 2022" — widely cited survey]</w:t>
-      </w:r>
-    </w:p>
-    <w:p>
-      <w:pPr>
-        <w:spacing w:before="80" w:after="80" w:line="360" w:lineRule="auto"/>
-      </w:pPr>
-      <w:r>
-        <w:rPr>
-          <w:color w:val="B4B4B4"/>
-          <w:sz w:val="20"/>
-        </w:rPr>
-        <w:t>------------------------------------------------------------</w:t>
       </w:r>
     </w:p>
     <w:p>
@@ -503,12 +461,13 @@
     </w:p>
     <w:p>
       <w:pPr>
-        <w:spacing w:before="0" w:after="120" w:line="360" w:lineRule="auto"/>
+        <w:spacing w:before="120" w:after="120" w:line="360" w:lineRule="auto"/>
+        <w:ind w:left="567" w:right="567"/>
+        <w:jc w:val="center"/>
       </w:pPr>
       <w:r>
         <w:rPr>
-          <w:rFonts w:ascii="Times New Roman" w:hAnsi="Times New Roman"/>
-          <w:b w:val="0"/>
+          <w:rFonts w:ascii="Cambria Math" w:hAnsi="Cambria Math"/>
           <w:i w:val="0"/>
           <w:sz w:val="24"/>
         </w:rPr>
@@ -517,12 +476,13 @@
     </w:p>
     <w:p>
       <w:pPr>
-        <w:spacing w:before="0" w:after="120" w:line="360" w:lineRule="auto"/>
+        <w:spacing w:before="120" w:after="120" w:line="360" w:lineRule="auto"/>
+        <w:ind w:left="567" w:right="567"/>
+        <w:jc w:val="center"/>
       </w:pPr>
       <w:r>
         <w:rPr>
-          <w:rFonts w:ascii="Times New Roman" w:hAnsi="Times New Roman"/>
-          <w:b w:val="0"/>
+          <w:rFonts w:ascii="Cambria Math" w:hAnsi="Cambria Math"/>
           <w:i w:val="0"/>
           <w:sz w:val="24"/>
         </w:rPr>
@@ -545,12 +505,13 @@
     </w:p>
     <w:p>
       <w:pPr>
-        <w:spacing w:before="0" w:after="120" w:line="360" w:lineRule="auto"/>
+        <w:spacing w:before="120" w:after="120" w:line="360" w:lineRule="auto"/>
+        <w:ind w:left="567" w:right="567"/>
+        <w:jc w:val="center"/>
       </w:pPr>
       <w:r>
         <w:rPr>
-          <w:rFonts w:ascii="Times New Roman" w:hAnsi="Times New Roman"/>
-          <w:b w:val="0"/>
+          <w:rFonts w:ascii="Cambria Math" w:hAnsi="Cambria Math"/>
           <w:i w:val="0"/>
           <w:sz w:val="24"/>
         </w:rPr>
@@ -559,12 +520,13 @@
     </w:p>
     <w:p>
       <w:pPr>
-        <w:spacing w:before="0" w:after="120" w:line="360" w:lineRule="auto"/>
+        <w:spacing w:before="120" w:after="120" w:line="360" w:lineRule="auto"/>
+        <w:ind w:left="567" w:right="567"/>
+        <w:jc w:val="center"/>
       </w:pPr>
       <w:r>
         <w:rPr>
-          <w:rFonts w:ascii="Times New Roman" w:hAnsi="Times New Roman"/>
-          <w:b w:val="0"/>
+          <w:rFonts w:ascii="Cambria Math" w:hAnsi="Cambria Math"/>
           <w:i w:val="0"/>
           <w:sz w:val="24"/>
         </w:rPr>
@@ -587,12 +549,13 @@
     </w:p>
     <w:p>
       <w:pPr>
-        <w:spacing w:before="0" w:after="120" w:line="360" w:lineRule="auto"/>
+        <w:spacing w:before="120" w:after="120" w:line="360" w:lineRule="auto"/>
+        <w:ind w:left="567" w:right="567"/>
+        <w:jc w:val="center"/>
       </w:pPr>
       <w:r>
         <w:rPr>
-          <w:rFonts w:ascii="Times New Roman" w:hAnsi="Times New Roman"/>
-          <w:b w:val="0"/>
+          <w:rFonts w:ascii="Cambria Math" w:hAnsi="Cambria Math"/>
           <w:i w:val="0"/>
           <w:sz w:val="24"/>
         </w:rPr>
@@ -601,12 +564,13 @@
     </w:p>
     <w:p>
       <w:pPr>
-        <w:spacing w:before="0" w:after="120" w:line="360" w:lineRule="auto"/>
+        <w:spacing w:before="120" w:after="120" w:line="360" w:lineRule="auto"/>
+        <w:ind w:left="567" w:right="567"/>
+        <w:jc w:val="center"/>
       </w:pPr>
       <w:r>
         <w:rPr>
-          <w:rFonts w:ascii="Times New Roman" w:hAnsi="Times New Roman"/>
-          <w:b w:val="0"/>
+          <w:rFonts w:ascii="Cambria Math" w:hAnsi="Cambria Math"/>
           <w:i w:val="0"/>
           <w:sz w:val="24"/>
         </w:rPr>
@@ -629,12 +593,13 @@
     </w:p>
     <w:p>
       <w:pPr>
-        <w:spacing w:before="0" w:after="120" w:line="360" w:lineRule="auto"/>
+        <w:spacing w:before="120" w:after="120" w:line="360" w:lineRule="auto"/>
+        <w:ind w:left="567" w:right="567"/>
+        <w:jc w:val="center"/>
       </w:pPr>
       <w:r>
         <w:rPr>
-          <w:rFonts w:ascii="Times New Roman" w:hAnsi="Times New Roman"/>
-          <w:b w:val="0"/>
+          <w:rFonts w:ascii="Cambria Math" w:hAnsi="Cambria Math"/>
           <w:i w:val="0"/>
           <w:sz w:val="24"/>
         </w:rPr>
@@ -671,12 +636,13 @@
     </w:p>
     <w:p>
       <w:pPr>
-        <w:spacing w:before="0" w:after="120" w:line="360" w:lineRule="auto"/>
+        <w:spacing w:before="120" w:after="120" w:line="360" w:lineRule="auto"/>
+        <w:ind w:left="567" w:right="567"/>
+        <w:jc w:val="center"/>
       </w:pPr>
       <w:r>
         <w:rPr>
-          <w:rFonts w:ascii="Times New Roman" w:hAnsi="Times New Roman"/>
-          <w:b w:val="0"/>
+          <w:rFonts w:ascii="Cambria Math" w:hAnsi="Cambria Math"/>
           <w:i w:val="0"/>
           <w:sz w:val="24"/>
         </w:rPr>
@@ -685,12 +651,13 @@
     </w:p>
     <w:p>
       <w:pPr>
-        <w:spacing w:before="0" w:after="120" w:line="360" w:lineRule="auto"/>
+        <w:spacing w:before="120" w:after="120" w:line="360" w:lineRule="auto"/>
+        <w:ind w:left="567" w:right="567"/>
+        <w:jc w:val="center"/>
       </w:pPr>
       <w:r>
         <w:rPr>
-          <w:rFonts w:ascii="Times New Roman" w:hAnsi="Times New Roman"/>
-          <w:b w:val="0"/>
+          <w:rFonts w:ascii="Cambria Math" w:hAnsi="Cambria Math"/>
           <w:i w:val="0"/>
           <w:sz w:val="24"/>
         </w:rPr>
@@ -713,12 +680,13 @@
     </w:p>
     <w:p>
       <w:pPr>
-        <w:spacing w:before="0" w:after="120" w:line="360" w:lineRule="auto"/>
+        <w:spacing w:before="120" w:after="120" w:line="360" w:lineRule="auto"/>
+        <w:ind w:left="567" w:right="567"/>
+        <w:jc w:val="center"/>
       </w:pPr>
       <w:r>
         <w:rPr>
-          <w:rFonts w:ascii="Times New Roman" w:hAnsi="Times New Roman"/>
-          <w:b w:val="0"/>
+          <w:rFonts w:ascii="Cambria Math" w:hAnsi="Cambria Math"/>
           <w:i w:val="0"/>
           <w:sz w:val="24"/>
         </w:rPr>
@@ -727,12 +695,13 @@
     </w:p>
     <w:p>
       <w:pPr>
-        <w:spacing w:before="0" w:after="120" w:line="360" w:lineRule="auto"/>
+        <w:spacing w:before="120" w:after="120" w:line="360" w:lineRule="auto"/>
+        <w:ind w:left="567" w:right="567"/>
+        <w:jc w:val="center"/>
       </w:pPr>
       <w:r>
         <w:rPr>
-          <w:rFonts w:ascii="Times New Roman" w:hAnsi="Times New Roman"/>
-          <w:b w:val="0"/>
+          <w:rFonts w:ascii="Cambria Math" w:hAnsi="Cambria Math"/>
           <w:i w:val="0"/>
           <w:sz w:val="24"/>
         </w:rPr>
@@ -755,12 +724,13 @@
     </w:p>
     <w:p>
       <w:pPr>
-        <w:spacing w:before="0" w:after="120" w:line="360" w:lineRule="auto"/>
+        <w:spacing w:before="120" w:after="120" w:line="360" w:lineRule="auto"/>
+        <w:ind w:left="567" w:right="567"/>
+        <w:jc w:val="center"/>
       </w:pPr>
       <w:r>
         <w:rPr>
-          <w:rFonts w:ascii="Times New Roman" w:hAnsi="Times New Roman"/>
-          <w:b w:val="0"/>
+          <w:rFonts w:ascii="Cambria Math" w:hAnsi="Cambria Math"/>
           <w:i w:val="0"/>
           <w:sz w:val="24"/>
         </w:rPr>
@@ -769,12 +739,13 @@
     </w:p>
     <w:p>
       <w:pPr>
-        <w:spacing w:before="0" w:after="120" w:line="360" w:lineRule="auto"/>
+        <w:spacing w:before="120" w:after="120" w:line="360" w:lineRule="auto"/>
+        <w:ind w:left="567" w:right="567"/>
+        <w:jc w:val="center"/>
       </w:pPr>
       <w:r>
         <w:rPr>
-          <w:rFonts w:ascii="Times New Roman" w:hAnsi="Times New Roman"/>
-          <w:b w:val="0"/>
+          <w:rFonts w:ascii="Cambria Math" w:hAnsi="Cambria Math"/>
           <w:i w:val="0"/>
           <w:sz w:val="24"/>
         </w:rPr>
@@ -797,12 +768,13 @@
     </w:p>
     <w:p>
       <w:pPr>
-        <w:spacing w:before="0" w:after="120" w:line="360" w:lineRule="auto"/>
+        <w:spacing w:before="120" w:after="120" w:line="360" w:lineRule="auto"/>
+        <w:ind w:left="567" w:right="567"/>
+        <w:jc w:val="center"/>
       </w:pPr>
       <w:r>
         <w:rPr>
-          <w:rFonts w:ascii="Times New Roman" w:hAnsi="Times New Roman"/>
-          <w:b w:val="0"/>
+          <w:rFonts w:ascii="Cambria Math" w:hAnsi="Cambria Math"/>
           <w:i w:val="0"/>
           <w:sz w:val="24"/>
         </w:rPr>
@@ -811,12 +783,13 @@
     </w:p>
     <w:p>
       <w:pPr>
-        <w:spacing w:before="0" w:after="120" w:line="360" w:lineRule="auto"/>
+        <w:spacing w:before="120" w:after="120" w:line="360" w:lineRule="auto"/>
+        <w:ind w:left="567" w:right="567"/>
+        <w:jc w:val="center"/>
       </w:pPr>
       <w:r>
         <w:rPr>
-          <w:rFonts w:ascii="Times New Roman" w:hAnsi="Times New Roman"/>
-          <w:b w:val="0"/>
+          <w:rFonts w:ascii="Cambria Math" w:hAnsi="Cambria Math"/>
           <w:i w:val="0"/>
           <w:sz w:val="24"/>
         </w:rPr>
@@ -839,12 +812,13 @@
     </w:p>
     <w:p>
       <w:pPr>
-        <w:spacing w:before="0" w:after="120" w:line="360" w:lineRule="auto"/>
+        <w:spacing w:before="120" w:after="120" w:line="360" w:lineRule="auto"/>
+        <w:ind w:left="567" w:right="567"/>
+        <w:jc w:val="center"/>
       </w:pPr>
       <w:r>
         <w:rPr>
-          <w:rFonts w:ascii="Times New Roman" w:hAnsi="Times New Roman"/>
-          <w:b w:val="0"/>
+          <w:rFonts w:ascii="Cambria Math" w:hAnsi="Cambria Math"/>
           <w:i w:val="0"/>
           <w:sz w:val="24"/>
         </w:rPr>
@@ -853,12 +827,13 @@
     </w:p>
     <w:p>
       <w:pPr>
-        <w:spacing w:before="0" w:after="120" w:line="360" w:lineRule="auto"/>
+        <w:spacing w:before="120" w:after="120" w:line="360" w:lineRule="auto"/>
+        <w:ind w:left="567" w:right="567"/>
+        <w:jc w:val="center"/>
       </w:pPr>
       <w:r>
         <w:rPr>
-          <w:rFonts w:ascii="Times New Roman" w:hAnsi="Times New Roman"/>
-          <w:b w:val="0"/>
+          <w:rFonts w:ascii="Cambria Math" w:hAnsi="Cambria Math"/>
           <w:i w:val="0"/>
           <w:sz w:val="24"/>
         </w:rPr>
@@ -881,12 +856,13 @@
     </w:p>
     <w:p>
       <w:pPr>
-        <w:spacing w:before="0" w:after="120" w:line="360" w:lineRule="auto"/>
+        <w:spacing w:before="120" w:after="120" w:line="360" w:lineRule="auto"/>
+        <w:ind w:left="567" w:right="567"/>
+        <w:jc w:val="center"/>
       </w:pPr>
       <w:r>
         <w:rPr>
-          <w:rFonts w:ascii="Times New Roman" w:hAnsi="Times New Roman"/>
-          <w:b w:val="0"/>
+          <w:rFonts w:ascii="Cambria Math" w:hAnsi="Cambria Math"/>
           <w:i w:val="0"/>
           <w:sz w:val="24"/>
         </w:rPr>
@@ -895,12 +871,13 @@
     </w:p>
     <w:p>
       <w:pPr>
-        <w:spacing w:before="0" w:after="120" w:line="360" w:lineRule="auto"/>
+        <w:spacing w:before="120" w:after="120" w:line="360" w:lineRule="auto"/>
+        <w:ind w:left="567" w:right="567"/>
+        <w:jc w:val="center"/>
       </w:pPr>
       <w:r>
         <w:rPr>
-          <w:rFonts w:ascii="Times New Roman" w:hAnsi="Times New Roman"/>
-          <w:b w:val="0"/>
+          <w:rFonts w:ascii="Cambria Math" w:hAnsi="Cambria Math"/>
           <w:i w:val="0"/>
           <w:sz w:val="24"/>
         </w:rPr>
@@ -909,12 +886,13 @@
     </w:p>
     <w:p>
       <w:pPr>
-        <w:spacing w:before="0" w:after="120" w:line="360" w:lineRule="auto"/>
+        <w:spacing w:before="120" w:after="120" w:line="360" w:lineRule="auto"/>
+        <w:ind w:left="567" w:right="567"/>
+        <w:jc w:val="center"/>
       </w:pPr>
       <w:r>
         <w:rPr>
-          <w:rFonts w:ascii="Times New Roman" w:hAnsi="Times New Roman"/>
-          <w:b w:val="0"/>
+          <w:rFonts w:ascii="Cambria Math" w:hAnsi="Cambria Math"/>
           <w:i w:val="0"/>
           <w:sz w:val="24"/>
         </w:rPr>
@@ -937,12 +915,13 @@
     </w:p>
     <w:p>
       <w:pPr>
-        <w:spacing w:before="0" w:after="120" w:line="360" w:lineRule="auto"/>
+        <w:spacing w:before="120" w:after="120" w:line="360" w:lineRule="auto"/>
+        <w:ind w:left="567" w:right="567"/>
+        <w:jc w:val="center"/>
       </w:pPr>
       <w:r>
         <w:rPr>
-          <w:rFonts w:ascii="Times New Roman" w:hAnsi="Times New Roman"/>
-          <w:b w:val="0"/>
+          <w:rFonts w:ascii="Cambria Math" w:hAnsi="Cambria Math"/>
           <w:i w:val="0"/>
           <w:sz w:val="24"/>
         </w:rPr>
@@ -951,12 +930,13 @@
     </w:p>
     <w:p>
       <w:pPr>
-        <w:spacing w:before="0" w:after="120" w:line="360" w:lineRule="auto"/>
+        <w:spacing w:before="120" w:after="120" w:line="360" w:lineRule="auto"/>
+        <w:ind w:left="567" w:right="567"/>
+        <w:jc w:val="center"/>
       </w:pPr>
       <w:r>
         <w:rPr>
-          <w:rFonts w:ascii="Times New Roman" w:hAnsi="Times New Roman"/>
-          <w:b w:val="0"/>
+          <w:rFonts w:ascii="Cambria Math" w:hAnsi="Cambria Math"/>
           <w:i w:val="0"/>
           <w:sz w:val="24"/>
         </w:rPr>
@@ -979,12 +959,13 @@
     </w:p>
     <w:p>
       <w:pPr>
-        <w:spacing w:before="0" w:after="120" w:line="360" w:lineRule="auto"/>
+        <w:spacing w:before="120" w:after="120" w:line="360" w:lineRule="auto"/>
+        <w:ind w:left="567" w:right="567"/>
+        <w:jc w:val="center"/>
       </w:pPr>
       <w:r>
         <w:rPr>
-          <w:rFonts w:ascii="Times New Roman" w:hAnsi="Times New Roman"/>
-          <w:b w:val="0"/>
+          <w:rFonts w:ascii="Cambria Math" w:hAnsi="Cambria Math"/>
           <w:i w:val="0"/>
           <w:sz w:val="24"/>
         </w:rPr>
@@ -993,12 +974,13 @@
     </w:p>
     <w:p>
       <w:pPr>
-        <w:spacing w:before="0" w:after="120" w:line="360" w:lineRule="auto"/>
+        <w:spacing w:before="120" w:after="120" w:line="360" w:lineRule="auto"/>
+        <w:ind w:left="567" w:right="567"/>
+        <w:jc w:val="center"/>
       </w:pPr>
       <w:r>
         <w:rPr>
-          <w:rFonts w:ascii="Times New Roman" w:hAnsi="Times New Roman"/>
-          <w:b w:val="0"/>
+          <w:rFonts w:ascii="Cambria Math" w:hAnsi="Cambria Math"/>
           <w:i w:val="0"/>
           <w:sz w:val="24"/>
         </w:rPr>
@@ -1021,12 +1003,13 @@
     </w:p>
     <w:p>
       <w:pPr>
-        <w:spacing w:before="0" w:after="120" w:line="360" w:lineRule="auto"/>
+        <w:spacing w:before="120" w:after="120" w:line="360" w:lineRule="auto"/>
+        <w:ind w:left="567" w:right="567"/>
+        <w:jc w:val="center"/>
       </w:pPr>
       <w:r>
         <w:rPr>
-          <w:rFonts w:ascii="Times New Roman" w:hAnsi="Times New Roman"/>
-          <w:b w:val="0"/>
+          <w:rFonts w:ascii="Cambria Math" w:hAnsi="Cambria Math"/>
           <w:i w:val="0"/>
           <w:sz w:val="24"/>
         </w:rPr>
@@ -1035,12 +1018,13 @@
     </w:p>
     <w:p>
       <w:pPr>
-        <w:spacing w:before="0" w:after="120" w:line="360" w:lineRule="auto"/>
+        <w:spacing w:before="120" w:after="120" w:line="360" w:lineRule="auto"/>
+        <w:ind w:left="567" w:right="567"/>
+        <w:jc w:val="center"/>
       </w:pPr>
       <w:r>
         <w:rPr>
-          <w:rFonts w:ascii="Times New Roman" w:hAnsi="Times New Roman"/>
-          <w:b w:val="0"/>
+          <w:rFonts w:ascii="Cambria Math" w:hAnsi="Cambria Math"/>
           <w:i w:val="0"/>
           <w:sz w:val="24"/>
         </w:rPr>
@@ -1063,12 +1047,13 @@
     </w:p>
     <w:p>
       <w:pPr>
-        <w:spacing w:before="0" w:after="120" w:line="360" w:lineRule="auto"/>
+        <w:spacing w:before="120" w:after="120" w:line="360" w:lineRule="auto"/>
+        <w:ind w:left="567" w:right="567"/>
+        <w:jc w:val="center"/>
       </w:pPr>
       <w:r>
         <w:rPr>
-          <w:rFonts w:ascii="Times New Roman" w:hAnsi="Times New Roman"/>
-          <w:b w:val="0"/>
+          <w:rFonts w:ascii="Cambria Math" w:hAnsi="Cambria Math"/>
           <w:i w:val="0"/>
           <w:sz w:val="24"/>
         </w:rPr>
@@ -1077,12 +1062,13 @@
     </w:p>
     <w:p>
       <w:pPr>
-        <w:spacing w:before="0" w:after="120" w:line="360" w:lineRule="auto"/>
+        <w:spacing w:before="120" w:after="120" w:line="360" w:lineRule="auto"/>
+        <w:ind w:left="567" w:right="567"/>
+        <w:jc w:val="center"/>
       </w:pPr>
       <w:r>
         <w:rPr>
-          <w:rFonts w:ascii="Times New Roman" w:hAnsi="Times New Roman"/>
-          <w:b w:val="0"/>
+          <w:rFonts w:ascii="Cambria Math" w:hAnsi="Cambria Math"/>
           <w:i w:val="0"/>
           <w:sz w:val="24"/>
         </w:rPr>
@@ -1091,12 +1077,13 @@
     </w:p>
     <w:p>
       <w:pPr>
-        <w:spacing w:before="0" w:after="120" w:line="360" w:lineRule="auto"/>
+        <w:spacing w:before="120" w:after="120" w:line="360" w:lineRule="auto"/>
+        <w:ind w:left="567" w:right="567"/>
+        <w:jc w:val="center"/>
       </w:pPr>
       <w:r>
         <w:rPr>
-          <w:rFonts w:ascii="Times New Roman" w:hAnsi="Times New Roman"/>
-          <w:b w:val="0"/>
+          <w:rFonts w:ascii="Cambria Math" w:hAnsi="Cambria Math"/>
           <w:i w:val="0"/>
           <w:sz w:val="24"/>
         </w:rPr>
@@ -1133,12 +1120,13 @@
     </w:p>
     <w:p>
       <w:pPr>
-        <w:spacing w:before="0" w:after="120" w:line="360" w:lineRule="auto"/>
+        <w:spacing w:before="120" w:after="120" w:line="360" w:lineRule="auto"/>
+        <w:ind w:left="567" w:right="567"/>
+        <w:jc w:val="center"/>
       </w:pPr>
       <w:r>
         <w:rPr>
-          <w:rFonts w:ascii="Times New Roman" w:hAnsi="Times New Roman"/>
-          <w:b w:val="0"/>
+          <w:rFonts w:ascii="Cambria Math" w:hAnsi="Cambria Math"/>
           <w:i w:val="0"/>
           <w:sz w:val="24"/>
         </w:rPr>
@@ -1147,12 +1135,13 @@
     </w:p>
     <w:p>
       <w:pPr>
-        <w:spacing w:before="0" w:after="120" w:line="360" w:lineRule="auto"/>
+        <w:spacing w:before="120" w:after="120" w:line="360" w:lineRule="auto"/>
+        <w:ind w:left="567" w:right="567"/>
+        <w:jc w:val="center"/>
       </w:pPr>
       <w:r>
         <w:rPr>
-          <w:rFonts w:ascii="Times New Roman" w:hAnsi="Times New Roman"/>
-          <w:b w:val="0"/>
+          <w:rFonts w:ascii="Cambria Math" w:hAnsi="Cambria Math"/>
           <w:i w:val="0"/>
           <w:sz w:val="24"/>
         </w:rPr>
@@ -1175,12 +1164,13 @@
     </w:p>
     <w:p>
       <w:pPr>
-        <w:spacing w:before="0" w:after="120" w:line="360" w:lineRule="auto"/>
+        <w:spacing w:before="120" w:after="120" w:line="360" w:lineRule="auto"/>
+        <w:ind w:left="567" w:right="567"/>
+        <w:jc w:val="center"/>
       </w:pPr>
       <w:r>
         <w:rPr>
-          <w:rFonts w:ascii="Times New Roman" w:hAnsi="Times New Roman"/>
-          <w:b w:val="0"/>
+          <w:rFonts w:ascii="Cambria Math" w:hAnsi="Cambria Math"/>
           <w:i w:val="0"/>
           <w:sz w:val="24"/>
         </w:rPr>
@@ -1189,12 +1179,13 @@
     </w:p>
     <w:p>
       <w:pPr>
-        <w:spacing w:before="0" w:after="120" w:line="360" w:lineRule="auto"/>
+        <w:spacing w:before="120" w:after="120" w:line="360" w:lineRule="auto"/>
+        <w:ind w:left="567" w:right="567"/>
+        <w:jc w:val="center"/>
       </w:pPr>
       <w:r>
         <w:rPr>
-          <w:rFonts w:ascii="Times New Roman" w:hAnsi="Times New Roman"/>
-          <w:b w:val="0"/>
+          <w:rFonts w:ascii="Cambria Math" w:hAnsi="Cambria Math"/>
           <w:i w:val="0"/>
           <w:sz w:val="24"/>
         </w:rPr>
@@ -1217,12 +1208,13 @@
     </w:p>
     <w:p>
       <w:pPr>
-        <w:spacing w:before="0" w:after="120" w:line="360" w:lineRule="auto"/>
+        <w:spacing w:before="120" w:after="120" w:line="360" w:lineRule="auto"/>
+        <w:ind w:left="567" w:right="567"/>
+        <w:jc w:val="center"/>
       </w:pPr>
       <w:r>
         <w:rPr>
-          <w:rFonts w:ascii="Times New Roman" w:hAnsi="Times New Roman"/>
-          <w:b w:val="0"/>
+          <w:rFonts w:ascii="Cambria Math" w:hAnsi="Cambria Math"/>
           <w:i w:val="0"/>
           <w:sz w:val="24"/>
         </w:rPr>
@@ -1231,12 +1223,13 @@
     </w:p>
     <w:p>
       <w:pPr>
-        <w:spacing w:before="0" w:after="120" w:line="360" w:lineRule="auto"/>
+        <w:spacing w:before="120" w:after="120" w:line="360" w:lineRule="auto"/>
+        <w:ind w:left="567" w:right="567"/>
+        <w:jc w:val="center"/>
       </w:pPr>
       <w:r>
         <w:rPr>
-          <w:rFonts w:ascii="Times New Roman" w:hAnsi="Times New Roman"/>
-          <w:b w:val="0"/>
+          <w:rFonts w:ascii="Cambria Math" w:hAnsi="Cambria Math"/>
           <w:i w:val="0"/>
           <w:sz w:val="24"/>
         </w:rPr>
@@ -1259,12 +1252,13 @@
     </w:p>
     <w:p>
       <w:pPr>
-        <w:spacing w:before="0" w:after="120" w:line="360" w:lineRule="auto"/>
+        <w:spacing w:before="120" w:after="120" w:line="360" w:lineRule="auto"/>
+        <w:ind w:left="567" w:right="567"/>
+        <w:jc w:val="center"/>
       </w:pPr>
       <w:r>
         <w:rPr>
-          <w:rFonts w:ascii="Times New Roman" w:hAnsi="Times New Roman"/>
-          <w:b w:val="0"/>
+          <w:rFonts w:ascii="Cambria Math" w:hAnsi="Cambria Math"/>
           <w:i w:val="0"/>
           <w:sz w:val="24"/>
         </w:rPr>
@@ -1273,12 +1267,13 @@
     </w:p>
     <w:p>
       <w:pPr>
-        <w:spacing w:before="0" w:after="120" w:line="360" w:lineRule="auto"/>
+        <w:spacing w:before="120" w:after="120" w:line="360" w:lineRule="auto"/>
+        <w:ind w:left="567" w:right="567"/>
+        <w:jc w:val="center"/>
       </w:pPr>
       <w:r>
         <w:rPr>
-          <w:rFonts w:ascii="Times New Roman" w:hAnsi="Times New Roman"/>
-          <w:b w:val="0"/>
+          <w:rFonts w:ascii="Cambria Math" w:hAnsi="Cambria Math"/>
           <w:i w:val="0"/>
           <w:sz w:val="24"/>
         </w:rPr>
@@ -1301,12 +1296,13 @@
     </w:p>
     <w:p>
       <w:pPr>
-        <w:spacing w:before="0" w:after="120" w:line="360" w:lineRule="auto"/>
+        <w:spacing w:before="120" w:after="120" w:line="360" w:lineRule="auto"/>
+        <w:ind w:left="567" w:right="567"/>
+        <w:jc w:val="center"/>
       </w:pPr>
       <w:r>
         <w:rPr>
-          <w:rFonts w:ascii="Times New Roman" w:hAnsi="Times New Roman"/>
-          <w:b w:val="0"/>
+          <w:rFonts w:ascii="Cambria Math" w:hAnsi="Cambria Math"/>
           <w:i w:val="0"/>
           <w:sz w:val="24"/>
         </w:rPr>
@@ -1315,12 +1311,13 @@
     </w:p>
     <w:p>
       <w:pPr>
-        <w:spacing w:before="0" w:after="120" w:line="360" w:lineRule="auto"/>
+        <w:spacing w:before="120" w:after="120" w:line="360" w:lineRule="auto"/>
+        <w:ind w:left="567" w:right="567"/>
+        <w:jc w:val="center"/>
       </w:pPr>
       <w:r>
         <w:rPr>
-          <w:rFonts w:ascii="Times New Roman" w:hAnsi="Times New Roman"/>
-          <w:b w:val="0"/>
+          <w:rFonts w:ascii="Cambria Math" w:hAnsi="Cambria Math"/>
           <w:i w:val="0"/>
           <w:sz w:val="24"/>
         </w:rPr>
@@ -1329,12 +1326,13 @@
     </w:p>
     <w:p>
       <w:pPr>
-        <w:spacing w:before="0" w:after="120" w:line="360" w:lineRule="auto"/>
+        <w:spacing w:before="120" w:after="120" w:line="360" w:lineRule="auto"/>
+        <w:ind w:left="567" w:right="567"/>
+        <w:jc w:val="center"/>
       </w:pPr>
       <w:r>
         <w:rPr>
-          <w:rFonts w:ascii="Times New Roman" w:hAnsi="Times New Roman"/>
-          <w:b w:val="0"/>
+          <w:rFonts w:ascii="Cambria Math" w:hAnsi="Cambria Math"/>
           <w:i w:val="0"/>
           <w:sz w:val="24"/>
         </w:rPr>
@@ -1371,12 +1369,13 @@
     </w:p>
     <w:p>
       <w:pPr>
-        <w:spacing w:before="0" w:after="120" w:line="360" w:lineRule="auto"/>
+        <w:spacing w:before="120" w:after="120" w:line="360" w:lineRule="auto"/>
+        <w:ind w:left="567" w:right="567"/>
+        <w:jc w:val="center"/>
       </w:pPr>
       <w:r>
         <w:rPr>
-          <w:rFonts w:ascii="Times New Roman" w:hAnsi="Times New Roman"/>
-          <w:b w:val="0"/>
+          <w:rFonts w:ascii="Cambria Math" w:hAnsi="Cambria Math"/>
           <w:i w:val="0"/>
           <w:sz w:val="24"/>
         </w:rPr>
@@ -1385,12 +1384,13 @@
     </w:p>
     <w:p>
       <w:pPr>
-        <w:spacing w:before="0" w:after="120" w:line="360" w:lineRule="auto"/>
+        <w:spacing w:before="120" w:after="120" w:line="360" w:lineRule="auto"/>
+        <w:ind w:left="567" w:right="567"/>
+        <w:jc w:val="center"/>
       </w:pPr>
       <w:r>
         <w:rPr>
-          <w:rFonts w:ascii="Times New Roman" w:hAnsi="Times New Roman"/>
-          <w:b w:val="0"/>
+          <w:rFonts w:ascii="Cambria Math" w:hAnsi="Cambria Math"/>
           <w:i w:val="0"/>
           <w:sz w:val="24"/>
         </w:rPr>
@@ -1413,12 +1413,13 @@
     </w:p>
     <w:p>
       <w:pPr>
-        <w:spacing w:before="0" w:after="120" w:line="360" w:lineRule="auto"/>
+        <w:spacing w:before="120" w:after="120" w:line="360" w:lineRule="auto"/>
+        <w:ind w:left="567" w:right="567"/>
+        <w:jc w:val="center"/>
       </w:pPr>
       <w:r>
         <w:rPr>
-          <w:rFonts w:ascii="Times New Roman" w:hAnsi="Times New Roman"/>
-          <w:b w:val="0"/>
+          <w:rFonts w:ascii="Cambria Math" w:hAnsi="Cambria Math"/>
           <w:i w:val="0"/>
           <w:sz w:val="24"/>
         </w:rPr>
@@ -1427,12 +1428,13 @@
     </w:p>
     <w:p>
       <w:pPr>
-        <w:spacing w:before="0" w:after="120" w:line="360" w:lineRule="auto"/>
+        <w:spacing w:before="120" w:after="120" w:line="360" w:lineRule="auto"/>
+        <w:ind w:left="567" w:right="567"/>
+        <w:jc w:val="center"/>
       </w:pPr>
       <w:r>
         <w:rPr>
-          <w:rFonts w:ascii="Times New Roman" w:hAnsi="Times New Roman"/>
-          <w:b w:val="0"/>
+          <w:rFonts w:ascii="Cambria Math" w:hAnsi="Cambria Math"/>
           <w:i w:val="0"/>
           <w:sz w:val="24"/>
         </w:rPr>
@@ -1441,12 +1443,13 @@
     </w:p>
     <w:p>
       <w:pPr>
-        <w:spacing w:before="0" w:after="120" w:line="360" w:lineRule="auto"/>
+        <w:spacing w:before="120" w:after="120" w:line="360" w:lineRule="auto"/>
+        <w:ind w:left="567" w:right="567"/>
+        <w:jc w:val="center"/>
       </w:pPr>
       <w:r>
         <w:rPr>
-          <w:rFonts w:ascii="Times New Roman" w:hAnsi="Times New Roman"/>
-          <w:b w:val="0"/>
+          <w:rFonts w:ascii="Cambria Math" w:hAnsi="Cambria Math"/>
           <w:i w:val="0"/>
           <w:sz w:val="24"/>
         </w:rPr>
@@ -1469,12 +1472,13 @@
     </w:p>
     <w:p>
       <w:pPr>
-        <w:spacing w:before="0" w:after="120" w:line="360" w:lineRule="auto"/>
+        <w:spacing w:before="120" w:after="120" w:line="360" w:lineRule="auto"/>
+        <w:ind w:left="567" w:right="567"/>
+        <w:jc w:val="center"/>
       </w:pPr>
       <w:r>
         <w:rPr>
-          <w:rFonts w:ascii="Times New Roman" w:hAnsi="Times New Roman"/>
-          <w:b w:val="0"/>
+          <w:rFonts w:ascii="Cambria Math" w:hAnsi="Cambria Math"/>
           <w:i w:val="0"/>
           <w:sz w:val="24"/>
         </w:rPr>
@@ -1483,12 +1487,13 @@
     </w:p>
     <w:p>
       <w:pPr>
-        <w:spacing w:before="0" w:after="120" w:line="360" w:lineRule="auto"/>
+        <w:spacing w:before="120" w:after="120" w:line="360" w:lineRule="auto"/>
+        <w:ind w:left="567" w:right="567"/>
+        <w:jc w:val="center"/>
       </w:pPr>
       <w:r>
         <w:rPr>
-          <w:rFonts w:ascii="Times New Roman" w:hAnsi="Times New Roman"/>
-          <w:b w:val="0"/>
+          <w:rFonts w:ascii="Cambria Math" w:hAnsi="Cambria Math"/>
           <w:i w:val="0"/>
           <w:sz w:val="24"/>
         </w:rPr>
@@ -1511,12 +1516,13 @@
     </w:p>
     <w:p>
       <w:pPr>
-        <w:spacing w:before="0" w:after="120" w:line="360" w:lineRule="auto"/>
+        <w:spacing w:before="120" w:after="120" w:line="360" w:lineRule="auto"/>
+        <w:ind w:left="567" w:right="567"/>
+        <w:jc w:val="center"/>
       </w:pPr>
       <w:r>
         <w:rPr>
-          <w:rFonts w:ascii="Times New Roman" w:hAnsi="Times New Roman"/>
-          <w:b w:val="0"/>
+          <w:rFonts w:ascii="Cambria Math" w:hAnsi="Cambria Math"/>
           <w:i w:val="0"/>
           <w:sz w:val="24"/>
         </w:rPr>
@@ -1525,12 +1531,13 @@
     </w:p>
     <w:p>
       <w:pPr>
-        <w:spacing w:before="0" w:after="120" w:line="360" w:lineRule="auto"/>
+        <w:spacing w:before="120" w:after="120" w:line="360" w:lineRule="auto"/>
+        <w:ind w:left="567" w:right="567"/>
+        <w:jc w:val="center"/>
       </w:pPr>
       <w:r>
         <w:rPr>
-          <w:rFonts w:ascii="Times New Roman" w:hAnsi="Times New Roman"/>
-          <w:b w:val="0"/>
+          <w:rFonts w:ascii="Cambria Math" w:hAnsi="Cambria Math"/>
           <w:i w:val="0"/>
           <w:sz w:val="24"/>
         </w:rPr>
@@ -1567,12 +1574,13 @@
     </w:p>
     <w:p>
       <w:pPr>
-        <w:spacing w:before="0" w:after="120" w:line="360" w:lineRule="auto"/>
+        <w:spacing w:before="120" w:after="120" w:line="360" w:lineRule="auto"/>
+        <w:ind w:left="567" w:right="567"/>
+        <w:jc w:val="center"/>
       </w:pPr>
       <w:r>
         <w:rPr>
-          <w:rFonts w:ascii="Times New Roman" w:hAnsi="Times New Roman"/>
-          <w:b w:val="0"/>
+          <w:rFonts w:ascii="Cambria Math" w:hAnsi="Cambria Math"/>
           <w:i w:val="0"/>
           <w:sz w:val="24"/>
         </w:rPr>
@@ -1581,12 +1589,13 @@
     </w:p>
     <w:p>
       <w:pPr>
-        <w:spacing w:before="0" w:after="120" w:line="360" w:lineRule="auto"/>
+        <w:spacing w:before="120" w:after="120" w:line="360" w:lineRule="auto"/>
+        <w:ind w:left="567" w:right="567"/>
+        <w:jc w:val="center"/>
       </w:pPr>
       <w:r>
         <w:rPr>
-          <w:rFonts w:ascii="Times New Roman" w:hAnsi="Times New Roman"/>
-          <w:b w:val="0"/>
+          <w:rFonts w:ascii="Cambria Math" w:hAnsi="Cambria Math"/>
           <w:i w:val="0"/>
           <w:sz w:val="24"/>
         </w:rPr>
@@ -1595,12 +1604,13 @@
     </w:p>
     <w:p>
       <w:pPr>
-        <w:spacing w:before="0" w:after="120" w:line="360" w:lineRule="auto"/>
+        <w:spacing w:before="120" w:after="120" w:line="360" w:lineRule="auto"/>
+        <w:ind w:left="567" w:right="567"/>
+        <w:jc w:val="center"/>
       </w:pPr>
       <w:r>
         <w:rPr>
-          <w:rFonts w:ascii="Times New Roman" w:hAnsi="Times New Roman"/>
-          <w:b w:val="0"/>
+          <w:rFonts w:ascii="Cambria Math" w:hAnsi="Cambria Math"/>
           <w:i w:val="0"/>
           <w:sz w:val="24"/>
         </w:rPr>
@@ -1623,12 +1633,13 @@
     </w:p>
     <w:p>
       <w:pPr>
-        <w:spacing w:before="0" w:after="120" w:line="360" w:lineRule="auto"/>
+        <w:spacing w:before="120" w:after="120" w:line="360" w:lineRule="auto"/>
+        <w:ind w:left="567" w:right="567"/>
+        <w:jc w:val="center"/>
       </w:pPr>
       <w:r>
         <w:rPr>
-          <w:rFonts w:ascii="Times New Roman" w:hAnsi="Times New Roman"/>
-          <w:b w:val="0"/>
+          <w:rFonts w:ascii="Cambria Math" w:hAnsi="Cambria Math"/>
           <w:i w:val="0"/>
           <w:sz w:val="24"/>
         </w:rPr>
@@ -1637,12 +1648,13 @@
     </w:p>
     <w:p>
       <w:pPr>
-        <w:spacing w:before="0" w:after="120" w:line="360" w:lineRule="auto"/>
+        <w:spacing w:before="120" w:after="120" w:line="360" w:lineRule="auto"/>
+        <w:ind w:left="567" w:right="567"/>
+        <w:jc w:val="center"/>
       </w:pPr>
       <w:r>
         <w:rPr>
-          <w:rFonts w:ascii="Times New Roman" w:hAnsi="Times New Roman"/>
-          <w:b w:val="0"/>
+          <w:rFonts w:ascii="Cambria Math" w:hAnsi="Cambria Math"/>
           <w:i w:val="0"/>
           <w:sz w:val="24"/>
         </w:rPr>
@@ -1665,12 +1677,13 @@
     </w:p>
     <w:p>
       <w:pPr>
-        <w:spacing w:before="0" w:after="120" w:line="360" w:lineRule="auto"/>
+        <w:spacing w:before="120" w:after="120" w:line="360" w:lineRule="auto"/>
+        <w:ind w:left="567" w:right="567"/>
+        <w:jc w:val="center"/>
       </w:pPr>
       <w:r>
         <w:rPr>
-          <w:rFonts w:ascii="Times New Roman" w:hAnsi="Times New Roman"/>
-          <w:b w:val="0"/>
+          <w:rFonts w:ascii="Cambria Math" w:hAnsi="Cambria Math"/>
           <w:i w:val="0"/>
           <w:sz w:val="24"/>
         </w:rPr>
@@ -1679,12 +1692,13 @@
     </w:p>
     <w:p>
       <w:pPr>
-        <w:spacing w:before="0" w:after="120" w:line="360" w:lineRule="auto"/>
+        <w:spacing w:before="120" w:after="120" w:line="360" w:lineRule="auto"/>
+        <w:ind w:left="567" w:right="567"/>
+        <w:jc w:val="center"/>
       </w:pPr>
       <w:r>
         <w:rPr>
-          <w:rFonts w:ascii="Times New Roman" w:hAnsi="Times New Roman"/>
-          <w:b w:val="0"/>
+          <w:rFonts w:ascii="Cambria Math" w:hAnsi="Cambria Math"/>
           <w:i w:val="0"/>
           <w:sz w:val="24"/>
         </w:rPr>
@@ -1707,12 +1721,13 @@
     </w:p>
     <w:p>
       <w:pPr>
-        <w:spacing w:before="0" w:after="120" w:line="360" w:lineRule="auto"/>
+        <w:spacing w:before="120" w:after="120" w:line="360" w:lineRule="auto"/>
+        <w:ind w:left="567" w:right="567"/>
+        <w:jc w:val="center"/>
       </w:pPr>
       <w:r>
         <w:rPr>
-          <w:rFonts w:ascii="Times New Roman" w:hAnsi="Times New Roman"/>
-          <w:b w:val="0"/>
+          <w:rFonts w:ascii="Cambria Math" w:hAnsi="Cambria Math"/>
           <w:i w:val="0"/>
           <w:sz w:val="24"/>
         </w:rPr>
@@ -1721,12 +1736,13 @@
     </w:p>
     <w:p>
       <w:pPr>
-        <w:spacing w:before="0" w:after="120" w:line="360" w:lineRule="auto"/>
+        <w:spacing w:before="120" w:after="120" w:line="360" w:lineRule="auto"/>
+        <w:ind w:left="567" w:right="567"/>
+        <w:jc w:val="center"/>
       </w:pPr>
       <w:r>
         <w:rPr>
-          <w:rFonts w:ascii="Times New Roman" w:hAnsi="Times New Roman"/>
-          <w:b w:val="0"/>
+          <w:rFonts w:ascii="Cambria Math" w:hAnsi="Cambria Math"/>
           <w:i w:val="0"/>
           <w:sz w:val="24"/>
         </w:rPr>
@@ -1763,12 +1779,13 @@
     </w:p>
     <w:p>
       <w:pPr>
-        <w:spacing w:before="0" w:after="120" w:line="360" w:lineRule="auto"/>
+        <w:spacing w:before="120" w:after="120" w:line="360" w:lineRule="auto"/>
+        <w:ind w:left="567" w:right="567"/>
+        <w:jc w:val="center"/>
       </w:pPr>
       <w:r>
         <w:rPr>
-          <w:rFonts w:ascii="Times New Roman" w:hAnsi="Times New Roman"/>
-          <w:b w:val="0"/>
+          <w:rFonts w:ascii="Cambria Math" w:hAnsi="Cambria Math"/>
           <w:i w:val="0"/>
           <w:sz w:val="24"/>
         </w:rPr>
@@ -1777,28 +1794,17 @@
     </w:p>
     <w:p>
       <w:pPr>
-        <w:spacing w:before="0" w:after="120" w:line="360" w:lineRule="auto"/>
+        <w:spacing w:before="120" w:after="120" w:line="360" w:lineRule="auto"/>
+        <w:ind w:left="567" w:right="567"/>
+        <w:jc w:val="center"/>
       </w:pPr>
       <w:r>
         <w:rPr>
-          <w:rFonts w:ascii="Times New Roman" w:hAnsi="Times New Roman"/>
-          <w:b w:val="0"/>
+          <w:rFonts w:ascii="Cambria Math" w:hAnsi="Cambria Math"/>
           <w:i w:val="0"/>
           <w:sz w:val="24"/>
         </w:rPr>
         <w:t>[Standard VaR textbook — widely cited in finance dissertations]</w:t>
-      </w:r>
-    </w:p>
-    <w:p>
-      <w:pPr>
-        <w:spacing w:before="80" w:after="80" w:line="360" w:lineRule="auto"/>
-      </w:pPr>
-      <w:r>
-        <w:rPr>
-          <w:color w:val="B4B4B4"/>
-          <w:sz w:val="20"/>
-        </w:rPr>
-        <w:t>------------------------------------------------------------</w:t>
       </w:r>
     </w:p>
     <w:p>
@@ -1831,12 +1837,13 @@
     </w:p>
     <w:p>
       <w:pPr>
-        <w:spacing w:before="0" w:after="120" w:line="360" w:lineRule="auto"/>
+        <w:spacing w:before="120" w:after="120" w:line="360" w:lineRule="auto"/>
+        <w:ind w:left="567" w:right="567"/>
+        <w:jc w:val="center"/>
       </w:pPr>
       <w:r>
         <w:rPr>
-          <w:rFonts w:ascii="Times New Roman" w:hAnsi="Times New Roman"/>
-          <w:b w:val="0"/>
+          <w:rFonts w:ascii="Cambria Math" w:hAnsi="Cambria Math"/>
           <w:i w:val="0"/>
           <w:sz w:val="24"/>
         </w:rPr>
@@ -1859,12 +1866,13 @@
     </w:p>
     <w:p>
       <w:pPr>
-        <w:spacing w:before="0" w:after="120" w:line="360" w:lineRule="auto"/>
+        <w:spacing w:before="120" w:after="120" w:line="360" w:lineRule="auto"/>
+        <w:ind w:left="567" w:right="567"/>
+        <w:jc w:val="center"/>
       </w:pPr>
       <w:r>
         <w:rPr>
-          <w:rFonts w:ascii="Times New Roman" w:hAnsi="Times New Roman"/>
-          <w:b w:val="0"/>
+          <w:rFonts w:ascii="Cambria Math" w:hAnsi="Cambria Math"/>
           <w:i w:val="0"/>
           <w:sz w:val="24"/>
         </w:rPr>
@@ -1873,12 +1881,13 @@
     </w:p>
     <w:p>
       <w:pPr>
-        <w:spacing w:before="0" w:after="120" w:line="360" w:lineRule="auto"/>
+        <w:spacing w:before="120" w:after="120" w:line="360" w:lineRule="auto"/>
+        <w:ind w:left="567" w:right="567"/>
+        <w:jc w:val="center"/>
       </w:pPr>
       <w:r>
         <w:rPr>
-          <w:rFonts w:ascii="Times New Roman" w:hAnsi="Times New Roman"/>
-          <w:b w:val="0"/>
+          <w:rFonts w:ascii="Cambria Math" w:hAnsi="Cambria Math"/>
           <w:i w:val="0"/>
           <w:sz w:val="24"/>
         </w:rPr>
@@ -1901,12 +1910,13 @@
     </w:p>
     <w:p>
       <w:pPr>
-        <w:spacing w:before="0" w:after="120" w:line="360" w:lineRule="auto"/>
+        <w:spacing w:before="120" w:after="120" w:line="360" w:lineRule="auto"/>
+        <w:ind w:left="567" w:right="567"/>
+        <w:jc w:val="center"/>
       </w:pPr>
       <w:r>
         <w:rPr>
-          <w:rFonts w:ascii="Times New Roman" w:hAnsi="Times New Roman"/>
-          <w:b w:val="0"/>
+          <w:rFonts w:ascii="Cambria Math" w:hAnsi="Cambria Math"/>
           <w:i w:val="0"/>
           <w:sz w:val="24"/>
         </w:rPr>
@@ -1929,12 +1939,13 @@
     </w:p>
     <w:p>
       <w:pPr>
-        <w:spacing w:before="0" w:after="120" w:line="360" w:lineRule="auto"/>
+        <w:spacing w:before="120" w:after="120" w:line="360" w:lineRule="auto"/>
+        <w:ind w:left="567" w:right="567"/>
+        <w:jc w:val="center"/>
       </w:pPr>
       <w:r>
         <w:rPr>
-          <w:rFonts w:ascii="Times New Roman" w:hAnsi="Times New Roman"/>
-          <w:b w:val="0"/>
+          <w:rFonts w:ascii="Cambria Math" w:hAnsi="Cambria Math"/>
           <w:i w:val="0"/>
           <w:sz w:val="24"/>
         </w:rPr>
@@ -1943,12 +1954,13 @@
     </w:p>
     <w:p>
       <w:pPr>
-        <w:spacing w:before="0" w:after="120" w:line="360" w:lineRule="auto"/>
+        <w:spacing w:before="120" w:after="120" w:line="360" w:lineRule="auto"/>
+        <w:ind w:left="567" w:right="567"/>
+        <w:jc w:val="center"/>
       </w:pPr>
       <w:r>
         <w:rPr>
-          <w:rFonts w:ascii="Times New Roman" w:hAnsi="Times New Roman"/>
-          <w:b w:val="0"/>
+          <w:rFonts w:ascii="Cambria Math" w:hAnsi="Cambria Math"/>
           <w:i w:val="0"/>
           <w:sz w:val="24"/>
         </w:rPr>
@@ -1971,12 +1983,13 @@
     </w:p>
     <w:p>
       <w:pPr>
-        <w:spacing w:before="0" w:after="120" w:line="360" w:lineRule="auto"/>
+        <w:spacing w:before="120" w:after="120" w:line="360" w:lineRule="auto"/>
+        <w:ind w:left="567" w:right="567"/>
+        <w:jc w:val="center"/>
       </w:pPr>
       <w:r>
         <w:rPr>
-          <w:rFonts w:ascii="Times New Roman" w:hAnsi="Times New Roman"/>
-          <w:b w:val="0"/>
+          <w:rFonts w:ascii="Cambria Math" w:hAnsi="Cambria Math"/>
           <w:i w:val="0"/>
           <w:sz w:val="24"/>
         </w:rPr>
@@ -1999,12 +2012,13 @@
     </w:p>
     <w:p>
       <w:pPr>
-        <w:spacing w:before="0" w:after="120" w:line="360" w:lineRule="auto"/>
+        <w:spacing w:before="120" w:after="120" w:line="360" w:lineRule="auto"/>
+        <w:ind w:left="567" w:right="567"/>
+        <w:jc w:val="center"/>
       </w:pPr>
       <w:r>
         <w:rPr>
-          <w:rFonts w:ascii="Times New Roman" w:hAnsi="Times New Roman"/>
-          <w:b w:val="0"/>
+          <w:rFonts w:ascii="Cambria Math" w:hAnsi="Cambria Math"/>
           <w:i w:val="0"/>
           <w:sz w:val="24"/>
         </w:rPr>
@@ -2013,28 +2027,17 @@
     </w:p>
     <w:p>
       <w:pPr>
-        <w:spacing w:before="0" w:after="120" w:line="360" w:lineRule="auto"/>
+        <w:spacing w:before="120" w:after="120" w:line="360" w:lineRule="auto"/>
+        <w:ind w:left="567" w:right="567"/>
+        <w:jc w:val="center"/>
       </w:pPr>
       <w:r>
         <w:rPr>
-          <w:rFonts w:ascii="Times New Roman" w:hAnsi="Times New Roman"/>
-          <w:b w:val="0"/>
+          <w:rFonts w:ascii="Cambria Math" w:hAnsi="Cambria Math"/>
           <w:i w:val="0"/>
           <w:sz w:val="24"/>
         </w:rPr>
         <w:t>URL: https://arxiv.org/abs/2007.14390</w:t>
-      </w:r>
-    </w:p>
-    <w:p>
-      <w:pPr>
-        <w:spacing w:before="80" w:after="80" w:line="360" w:lineRule="auto"/>
-      </w:pPr>
-      <w:r>
-        <w:rPr>
-          <w:color w:val="B4B4B4"/>
-          <w:sz w:val="20"/>
-        </w:rPr>
-        <w:t>------------------------------------------------------------</w:t>
       </w:r>
     </w:p>
     <w:p>
@@ -2067,12 +2070,13 @@
     </w:p>
     <w:p>
       <w:pPr>
-        <w:spacing w:before="0" w:after="120" w:line="360" w:lineRule="auto"/>
+        <w:spacing w:before="120" w:after="120" w:line="360" w:lineRule="auto"/>
+        <w:ind w:left="567" w:right="567"/>
+        <w:jc w:val="center"/>
       </w:pPr>
       <w:r>
         <w:rPr>
-          <w:rFonts w:ascii="Times New Roman" w:hAnsi="Times New Roman"/>
-          <w:b w:val="0"/>
+          <w:rFonts w:ascii="Cambria Math" w:hAnsi="Cambria Math"/>
           <w:i w:val="0"/>
           <w:sz w:val="24"/>
         </w:rPr>
@@ -2081,12 +2085,13 @@
     </w:p>
     <w:p>
       <w:pPr>
-        <w:spacing w:before="0" w:after="120" w:line="360" w:lineRule="auto"/>
+        <w:spacing w:before="120" w:after="120" w:line="360" w:lineRule="auto"/>
+        <w:ind w:left="567" w:right="567"/>
+        <w:jc w:val="center"/>
       </w:pPr>
       <w:r>
         <w:rPr>
-          <w:rFonts w:ascii="Times New Roman" w:hAnsi="Times New Roman"/>
-          <w:b w:val="0"/>
+          <w:rFonts w:ascii="Cambria Math" w:hAnsi="Cambria Math"/>
           <w:i w:val="0"/>
           <w:sz w:val="24"/>
         </w:rPr>
@@ -2109,12 +2114,13 @@
     </w:p>
     <w:p>
       <w:pPr>
-        <w:spacing w:before="0" w:after="120" w:line="360" w:lineRule="auto"/>
+        <w:spacing w:before="120" w:after="120" w:line="360" w:lineRule="auto"/>
+        <w:ind w:left="567" w:right="567"/>
+        <w:jc w:val="center"/>
       </w:pPr>
       <w:r>
         <w:rPr>
-          <w:rFonts w:ascii="Times New Roman" w:hAnsi="Times New Roman"/>
-          <w:b w:val="0"/>
+          <w:rFonts w:ascii="Cambria Math" w:hAnsi="Cambria Math"/>
           <w:i w:val="0"/>
           <w:sz w:val="24"/>
         </w:rPr>
@@ -2123,12 +2129,13 @@
     </w:p>
     <w:p>
       <w:pPr>
-        <w:spacing w:before="0" w:after="120" w:line="360" w:lineRule="auto"/>
+        <w:spacing w:before="120" w:after="120" w:line="360" w:lineRule="auto"/>
+        <w:ind w:left="567" w:right="567"/>
+        <w:jc w:val="center"/>
       </w:pPr>
       <w:r>
         <w:rPr>
-          <w:rFonts w:ascii="Times New Roman" w:hAnsi="Times New Roman"/>
-          <w:b w:val="0"/>
+          <w:rFonts w:ascii="Cambria Math" w:hAnsi="Cambria Math"/>
           <w:i w:val="0"/>
           <w:sz w:val="24"/>
         </w:rPr>
@@ -2151,12 +2158,13 @@
     </w:p>
     <w:p>
       <w:pPr>
-        <w:spacing w:before="0" w:after="120" w:line="360" w:lineRule="auto"/>
+        <w:spacing w:before="120" w:after="120" w:line="360" w:lineRule="auto"/>
+        <w:ind w:left="567" w:right="567"/>
+        <w:jc w:val="center"/>
       </w:pPr>
       <w:r>
         <w:rPr>
-          <w:rFonts w:ascii="Times New Roman" w:hAnsi="Times New Roman"/>
-          <w:b w:val="0"/>
+          <w:rFonts w:ascii="Cambria Math" w:hAnsi="Cambria Math"/>
           <w:i w:val="0"/>
           <w:sz w:val="24"/>
         </w:rPr>
@@ -2165,12 +2173,13 @@
     </w:p>
     <w:p>
       <w:pPr>
-        <w:spacing w:before="0" w:after="120" w:line="360" w:lineRule="auto"/>
+        <w:spacing w:before="120" w:after="120" w:line="360" w:lineRule="auto"/>
+        <w:ind w:left="567" w:right="567"/>
+        <w:jc w:val="center"/>
       </w:pPr>
       <w:r>
         <w:rPr>
-          <w:rFonts w:ascii="Times New Roman" w:hAnsi="Times New Roman"/>
-          <w:b w:val="0"/>
+          <w:rFonts w:ascii="Cambria Math" w:hAnsi="Cambria Math"/>
           <w:i w:val="0"/>
           <w:sz w:val="24"/>
         </w:rPr>
@@ -2193,12 +2202,13 @@
     </w:p>
     <w:p>
       <w:pPr>
-        <w:spacing w:before="0" w:after="120" w:line="360" w:lineRule="auto"/>
+        <w:spacing w:before="120" w:after="120" w:line="360" w:lineRule="auto"/>
+        <w:ind w:left="567" w:right="567"/>
+        <w:jc w:val="center"/>
       </w:pPr>
       <w:r>
         <w:rPr>
-          <w:rFonts w:ascii="Times New Roman" w:hAnsi="Times New Roman"/>
-          <w:b w:val="0"/>
+          <w:rFonts w:ascii="Cambria Math" w:hAnsi="Cambria Math"/>
           <w:i w:val="0"/>
           <w:sz w:val="24"/>
         </w:rPr>
@@ -2207,12 +2217,13 @@
     </w:p>
     <w:p>
       <w:pPr>
-        <w:spacing w:before="0" w:after="120" w:line="360" w:lineRule="auto"/>
+        <w:spacing w:before="120" w:after="120" w:line="360" w:lineRule="auto"/>
+        <w:ind w:left="567" w:right="567"/>
+        <w:jc w:val="center"/>
       </w:pPr>
       <w:r>
         <w:rPr>
-          <w:rFonts w:ascii="Times New Roman" w:hAnsi="Times New Roman"/>
-          <w:b w:val="0"/>
+          <w:rFonts w:ascii="Cambria Math" w:hAnsi="Cambria Math"/>
           <w:i w:val="0"/>
           <w:sz w:val="24"/>
         </w:rPr>
@@ -2235,12 +2246,13 @@
     </w:p>
     <w:p>
       <w:pPr>
-        <w:spacing w:before="0" w:after="120" w:line="360" w:lineRule="auto"/>
+        <w:spacing w:before="120" w:after="120" w:line="360" w:lineRule="auto"/>
+        <w:ind w:left="567" w:right="567"/>
+        <w:jc w:val="center"/>
       </w:pPr>
       <w:r>
         <w:rPr>
-          <w:rFonts w:ascii="Times New Roman" w:hAnsi="Times New Roman"/>
-          <w:b w:val="0"/>
+          <w:rFonts w:ascii="Cambria Math" w:hAnsi="Cambria Math"/>
           <w:i w:val="0"/>
           <w:sz w:val="24"/>
         </w:rPr>
@@ -2249,12 +2261,13 @@
     </w:p>
     <w:p>
       <w:pPr>
-        <w:spacing w:before="0" w:after="120" w:line="360" w:lineRule="auto"/>
+        <w:spacing w:before="120" w:after="120" w:line="360" w:lineRule="auto"/>
+        <w:ind w:left="567" w:right="567"/>
+        <w:jc w:val="center"/>
       </w:pPr>
       <w:r>
         <w:rPr>
-          <w:rFonts w:ascii="Times New Roman" w:hAnsi="Times New Roman"/>
-          <w:b w:val="0"/>
+          <w:rFonts w:ascii="Cambria Math" w:hAnsi="Cambria Math"/>
           <w:i w:val="0"/>
           <w:sz w:val="24"/>
         </w:rPr>
@@ -2263,12 +2276,13 @@
     </w:p>
     <w:p>
       <w:pPr>
-        <w:spacing w:before="0" w:after="120" w:line="360" w:lineRule="auto"/>
+        <w:spacing w:before="120" w:after="120" w:line="360" w:lineRule="auto"/>
+        <w:ind w:left="567" w:right="567"/>
+        <w:jc w:val="center"/>
       </w:pPr>
       <w:r>
         <w:rPr>
-          <w:rFonts w:ascii="Times New Roman" w:hAnsi="Times New Roman"/>
-          <w:b w:val="0"/>
+          <w:rFonts w:ascii="Cambria Math" w:hAnsi="Cambria Math"/>
           <w:i w:val="0"/>
           <w:sz w:val="24"/>
         </w:rPr>
@@ -2277,12 +2291,13 @@
     </w:p>
     <w:p>
       <w:pPr>
-        <w:spacing w:before="0" w:after="120" w:line="360" w:lineRule="auto"/>
+        <w:spacing w:before="120" w:after="120" w:line="360" w:lineRule="auto"/>
+        <w:ind w:left="567" w:right="567"/>
+        <w:jc w:val="center"/>
       </w:pPr>
       <w:r>
         <w:rPr>
-          <w:rFonts w:ascii="Times New Roman" w:hAnsi="Times New Roman"/>
-          <w:b w:val="0"/>
+          <w:rFonts w:ascii="Cambria Math" w:hAnsi="Cambria Math"/>
           <w:i w:val="0"/>
           <w:sz w:val="24"/>
         </w:rPr>
@@ -2291,12 +2306,13 @@
     </w:p>
     <w:p>
       <w:pPr>
-        <w:spacing w:before="0" w:after="120" w:line="360" w:lineRule="auto"/>
+        <w:spacing w:before="120" w:after="120" w:line="360" w:lineRule="auto"/>
+        <w:ind w:left="567" w:right="567"/>
+        <w:jc w:val="center"/>
       </w:pPr>
       <w:r>
         <w:rPr>
-          <w:rFonts w:ascii="Times New Roman" w:hAnsi="Times New Roman"/>
-          <w:b w:val="0"/>
+          <w:rFonts w:ascii="Cambria Math" w:hAnsi="Cambria Math"/>
           <w:i w:val="0"/>
           <w:sz w:val="24"/>
         </w:rPr>
@@ -2319,12 +2335,13 @@
     </w:p>
     <w:p>
       <w:pPr>
-        <w:spacing w:before="0" w:after="120" w:line="360" w:lineRule="auto"/>
+        <w:spacing w:before="120" w:after="120" w:line="360" w:lineRule="auto"/>
+        <w:ind w:left="567" w:right="567"/>
+        <w:jc w:val="center"/>
       </w:pPr>
       <w:r>
         <w:rPr>
-          <w:rFonts w:ascii="Times New Roman" w:hAnsi="Times New Roman"/>
-          <w:b w:val="0"/>
+          <w:rFonts w:ascii="Cambria Math" w:hAnsi="Cambria Math"/>
           <w:i w:val="0"/>
           <w:sz w:val="24"/>
         </w:rPr>
@@ -2333,12 +2350,13 @@
     </w:p>
     <w:p>
       <w:pPr>
-        <w:spacing w:before="0" w:after="120" w:line="360" w:lineRule="auto"/>
+        <w:spacing w:before="120" w:after="120" w:line="360" w:lineRule="auto"/>
+        <w:ind w:left="567" w:right="567"/>
+        <w:jc w:val="center"/>
       </w:pPr>
       <w:r>
         <w:rPr>
-          <w:rFonts w:ascii="Times New Roman" w:hAnsi="Times New Roman"/>
-          <w:b w:val="0"/>
+          <w:rFonts w:ascii="Cambria Math" w:hAnsi="Cambria Math"/>
           <w:i w:val="0"/>
           <w:sz w:val="24"/>
         </w:rPr>
@@ -2347,12 +2365,13 @@
     </w:p>
     <w:p>
       <w:pPr>
-        <w:spacing w:before="0" w:after="120" w:line="360" w:lineRule="auto"/>
+        <w:spacing w:before="120" w:after="120" w:line="360" w:lineRule="auto"/>
+        <w:ind w:left="567" w:right="567"/>
+        <w:jc w:val="center"/>
       </w:pPr>
       <w:r>
         <w:rPr>
-          <w:rFonts w:ascii="Times New Roman" w:hAnsi="Times New Roman"/>
-          <w:b w:val="0"/>
+          <w:rFonts w:ascii="Cambria Math" w:hAnsi="Cambria Math"/>
           <w:i w:val="0"/>
           <w:sz w:val="24"/>
         </w:rPr>
@@ -2361,12 +2380,13 @@
     </w:p>
     <w:p>
       <w:pPr>
-        <w:spacing w:before="0" w:after="120" w:line="360" w:lineRule="auto"/>
+        <w:spacing w:before="120" w:after="120" w:line="360" w:lineRule="auto"/>
+        <w:ind w:left="567" w:right="567"/>
+        <w:jc w:val="center"/>
       </w:pPr>
       <w:r>
         <w:rPr>
-          <w:rFonts w:ascii="Times New Roman" w:hAnsi="Times New Roman"/>
-          <w:b w:val="0"/>
+          <w:rFonts w:ascii="Cambria Math" w:hAnsi="Cambria Math"/>
           <w:i w:val="0"/>
           <w:sz w:val="24"/>
         </w:rPr>
@@ -2375,12 +2395,13 @@
     </w:p>
     <w:p>
       <w:pPr>
-        <w:spacing w:before="0" w:after="120" w:line="360" w:lineRule="auto"/>
+        <w:spacing w:before="120" w:after="120" w:line="360" w:lineRule="auto"/>
+        <w:ind w:left="567" w:right="567"/>
+        <w:jc w:val="center"/>
       </w:pPr>
       <w:r>
         <w:rPr>
-          <w:rFonts w:ascii="Times New Roman" w:hAnsi="Times New Roman"/>
-          <w:b w:val="0"/>
+          <w:rFonts w:ascii="Cambria Math" w:hAnsi="Cambria Math"/>
           <w:i w:val="0"/>
           <w:sz w:val="24"/>
         </w:rPr>
@@ -2403,12 +2424,13 @@
     </w:p>
     <w:p>
       <w:pPr>
-        <w:spacing w:before="0" w:after="120" w:line="360" w:lineRule="auto"/>
+        <w:spacing w:before="120" w:after="120" w:line="360" w:lineRule="auto"/>
+        <w:ind w:left="567" w:right="567"/>
+        <w:jc w:val="center"/>
       </w:pPr>
       <w:r>
         <w:rPr>
-          <w:rFonts w:ascii="Times New Roman" w:hAnsi="Times New Roman"/>
-          <w:b w:val="0"/>
+          <w:rFonts w:ascii="Cambria Math" w:hAnsi="Cambria Math"/>
           <w:i w:val="0"/>
           <w:sz w:val="24"/>
         </w:rPr>
@@ -2417,12 +2439,13 @@
     </w:p>
     <w:p>
       <w:pPr>
-        <w:spacing w:before="0" w:after="120" w:line="360" w:lineRule="auto"/>
+        <w:spacing w:before="120" w:after="120" w:line="360" w:lineRule="auto"/>
+        <w:ind w:left="567" w:right="567"/>
+        <w:jc w:val="center"/>
       </w:pPr>
       <w:r>
         <w:rPr>
-          <w:rFonts w:ascii="Times New Roman" w:hAnsi="Times New Roman"/>
-          <w:b w:val="0"/>
+          <w:rFonts w:ascii="Cambria Math" w:hAnsi="Cambria Math"/>
           <w:i w:val="0"/>
           <w:sz w:val="24"/>
         </w:rPr>
@@ -2431,12 +2454,13 @@
     </w:p>
     <w:p>
       <w:pPr>
-        <w:spacing w:before="0" w:after="120" w:line="360" w:lineRule="auto"/>
+        <w:spacing w:before="120" w:after="120" w:line="360" w:lineRule="auto"/>
+        <w:ind w:left="567" w:right="567"/>
+        <w:jc w:val="center"/>
       </w:pPr>
       <w:r>
         <w:rPr>
-          <w:rFonts w:ascii="Times New Roman" w:hAnsi="Times New Roman"/>
-          <w:b w:val="0"/>
+          <w:rFonts w:ascii="Cambria Math" w:hAnsi="Cambria Math"/>
           <w:i w:val="0"/>
           <w:sz w:val="24"/>
         </w:rPr>
@@ -2445,12 +2469,13 @@
     </w:p>
     <w:p>
       <w:pPr>
-        <w:spacing w:before="0" w:after="120" w:line="360" w:lineRule="auto"/>
+        <w:spacing w:before="120" w:after="120" w:line="360" w:lineRule="auto"/>
+        <w:ind w:left="567" w:right="567"/>
+        <w:jc w:val="center"/>
       </w:pPr>
       <w:r>
         <w:rPr>
-          <w:rFonts w:ascii="Times New Roman" w:hAnsi="Times New Roman"/>
-          <w:b w:val="0"/>
+          <w:rFonts w:ascii="Cambria Math" w:hAnsi="Cambria Math"/>
           <w:i w:val="0"/>
           <w:sz w:val="24"/>
         </w:rPr>
@@ -2473,12 +2498,13 @@
     </w:p>
     <w:p>
       <w:pPr>
-        <w:spacing w:before="0" w:after="120" w:line="360" w:lineRule="auto"/>
+        <w:spacing w:before="120" w:after="120" w:line="360" w:lineRule="auto"/>
+        <w:ind w:left="567" w:right="567"/>
+        <w:jc w:val="center"/>
       </w:pPr>
       <w:r>
         <w:rPr>
-          <w:rFonts w:ascii="Times New Roman" w:hAnsi="Times New Roman"/>
-          <w:b w:val="0"/>
+          <w:rFonts w:ascii="Cambria Math" w:hAnsi="Cambria Math"/>
           <w:i w:val="0"/>
           <w:sz w:val="24"/>
         </w:rPr>
@@ -2487,12 +2513,13 @@
     </w:p>
     <w:p>
       <w:pPr>
-        <w:spacing w:before="0" w:after="120" w:line="360" w:lineRule="auto"/>
+        <w:spacing w:before="120" w:after="120" w:line="360" w:lineRule="auto"/>
+        <w:ind w:left="567" w:right="567"/>
+        <w:jc w:val="center"/>
       </w:pPr>
       <w:r>
         <w:rPr>
-          <w:rFonts w:ascii="Times New Roman" w:hAnsi="Times New Roman"/>
-          <w:b w:val="0"/>
+          <w:rFonts w:ascii="Cambria Math" w:hAnsi="Cambria Math"/>
           <w:i w:val="0"/>
           <w:sz w:val="24"/>
         </w:rPr>
@@ -2515,12 +2542,13 @@
     </w:p>
     <w:p>
       <w:pPr>
-        <w:spacing w:before="0" w:after="120" w:line="360" w:lineRule="auto"/>
+        <w:spacing w:before="120" w:after="120" w:line="360" w:lineRule="auto"/>
+        <w:ind w:left="567" w:right="567"/>
+        <w:jc w:val="center"/>
       </w:pPr>
       <w:r>
         <w:rPr>
-          <w:rFonts w:ascii="Times New Roman" w:hAnsi="Times New Roman"/>
-          <w:b w:val="0"/>
+          <w:rFonts w:ascii="Cambria Math" w:hAnsi="Cambria Math"/>
           <w:i w:val="0"/>
           <w:sz w:val="24"/>
         </w:rPr>
@@ -2529,42 +2557,32 @@
     </w:p>
     <w:p>
       <w:pPr>
-        <w:spacing w:before="0" w:after="120" w:line="360" w:lineRule="auto"/>
+        <w:spacing w:before="120" w:after="120" w:line="360" w:lineRule="auto"/>
+        <w:ind w:left="567" w:right="567"/>
+        <w:jc w:val="center"/>
       </w:pPr>
       <w:r>
         <w:rPr>
-          <w:rFonts w:ascii="Times New Roman" w:hAnsi="Times New Roman"/>
-          <w:b w:val="0"/>
+          <w:rFonts w:ascii="Cambria Math" w:hAnsi="Cambria Math"/>
           <w:i w:val="0"/>
           <w:sz w:val="24"/>
         </w:rPr>
-        <w:t>URL: https://www.nseindia.com/research/content/ismr_2023.pdf</w:t>
+        <w:t>URL: https://www.nseindia.com/research/content/ismr₂023.pdf</w:t>
       </w:r>
     </w:p>
     <w:p>
       <w:pPr>
-        <w:spacing w:before="0" w:after="120" w:line="360" w:lineRule="auto"/>
+        <w:spacing w:before="120" w:after="120" w:line="360" w:lineRule="auto"/>
+        <w:ind w:left="567" w:right="567"/>
+        <w:jc w:val="center"/>
       </w:pPr>
       <w:r>
         <w:rPr>
-          <w:rFonts w:ascii="Times New Roman" w:hAnsi="Times New Roman"/>
-          <w:b w:val="0"/>
+          <w:rFonts w:ascii="Cambria Math" w:hAnsi="Cambria Math"/>
           <w:i w:val="0"/>
           <w:sz w:val="24"/>
         </w:rPr>
         <w:t>[NSE official annual market review — cite for Indian equity market structure and statistics]</w:t>
-      </w:r>
-    </w:p>
-    <w:p>
-      <w:pPr>
-        <w:spacing w:before="80" w:after="80" w:line="360" w:lineRule="auto"/>
-      </w:pPr>
-      <w:r>
-        <w:rPr>
-          <w:color w:val="B4B4B4"/>
-          <w:sz w:val="20"/>
-        </w:rPr>
-        <w:t>------------------------------------------------------------</w:t>
       </w:r>
     </w:p>
     <w:p>
@@ -2665,18 +2683,6 @@
           <w:sz w:val="24"/>
         </w:rPr>
         <w:t>Add found papers as [43], [44]... continuing the numbering.</w:t>
-      </w:r>
-    </w:p>
-    <w:p>
-      <w:pPr>
-        <w:spacing w:before="80" w:after="80" w:line="360" w:lineRule="auto"/>
-      </w:pPr>
-      <w:r>
-        <w:rPr>
-          <w:color w:val="B4B4B4"/>
-          <w:sz w:val="20"/>
-        </w:rPr>
-        <w:t>------------------------------------------------------------</w:t>
       </w:r>
     </w:p>
     <w:p>
@@ -5386,78 +5392,6 @@
       </w:tr>
     </w:tbl>
     <w:p/>
-    <w:p>
-      <w:pPr>
-        <w:spacing w:before="80" w:after="80" w:line="360" w:lineRule="auto"/>
-      </w:pPr>
-      <w:r>
-        <w:rPr>
-          <w:color w:val="B4B4B4"/>
-          <w:sz w:val="20"/>
-        </w:rPr>
-        <w:t>------------------------------------------------------------</w:t>
-      </w:r>
-    </w:p>
-    <w:p>
-      <w:pPr>
-        <w:spacing w:before="0" w:after="120" w:line="360" w:lineRule="auto"/>
-      </w:pPr>
-      <w:r>
-        <w:rPr>
-          <w:rFonts w:ascii="Times New Roman" w:hAnsi="Times New Roman"/>
-          <w:b w:val="0"/>
-          <w:i w:val="0"/>
-          <w:sz w:val="24"/>
-        </w:rPr>
-      </w:r>
-      <w:r>
-        <w:rPr>
-          <w:rFonts w:ascii="Times New Roman" w:hAnsi="Times New Roman"/>
-          <w:b w:val="0"/>
-          <w:i/>
-          <w:sz w:val="24"/>
-        </w:rPr>
-        <w:t>Reference: DISSERTATION_FORMATTING.md</w:t>
-      </w:r>
-      <w:r>
-        <w:rPr>
-          <w:rFonts w:ascii="Times New Roman" w:hAnsi="Times New Roman"/>
-          <w:b w:val="0"/>
-          <w:i w:val="0"/>
-          <w:sz w:val="24"/>
-        </w:rPr>
-      </w:r>
-    </w:p>
-    <w:p>
-      <w:pPr>
-        <w:spacing w:before="0" w:after="120" w:line="360" w:lineRule="auto"/>
-      </w:pPr>
-      <w:r>
-        <w:rPr>
-          <w:rFonts w:ascii="Times New Roman" w:hAnsi="Times New Roman"/>
-          <w:b w:val="0"/>
-          <w:i w:val="0"/>
-          <w:sz w:val="24"/>
-        </w:rPr>
-      </w:r>
-      <w:r>
-        <w:rPr>
-          <w:rFonts w:ascii="Times New Roman" w:hAnsi="Times New Roman"/>
-          <w:b w:val="0"/>
-          <w:i/>
-          <w:sz w:val="24"/>
-        </w:rPr>
-        <w:t>Last updated: 2026-04-29</w:t>
-      </w:r>
-      <w:r>
-        <w:rPr>
-          <w:rFonts w:ascii="Times New Roman" w:hAnsi="Times New Roman"/>
-          <w:b w:val="0"/>
-          <w:i w:val="0"/>
-          <w:sz w:val="24"/>
-        </w:rPr>
-      </w:r>
-    </w:p>
     <w:sectPr>
       <w:pgSz w:w="11906" w:h="16838"/>
       <w:pgMar w:top="1440" w:right="1440" w:bottom="1440" w:left="2154" w:header="720" w:footer="720" w:gutter="0"/>
